--- a/manuscript/Manuscript_RESS.docx
+++ b/manuscript/Manuscript_RESS.docx
@@ -65,20 +65,7 @@
         <w:rPr>
           <w:sz w:val="19"/>
         </w:rPr>
-        <w:t xml:space="preserve">Manuscript prepared for submission to </w:t>
-      </w:r>
-      <w:r>
-        <w:rPr>
-          <w:i/>
-          <w:sz w:val="19"/>
-        </w:rPr>
-        <w:t>Reliability Engineering &amp; System Safety</w:t>
-      </w:r>
-      <w:r>
-        <w:rPr>
-          <w:sz w:val="19"/>
-        </w:rPr>
-        <w:t xml:space="preserve"> (research article). Software: https://github.com/sandlerleon/subsurface-risk-calibrated-mapping (archived at https://doi.org/10.5281/zenodo.23328500). Preprint: https://doi.org/10.5281/zenodo.23328501.</w:t>
+        <w:t>Software: https://github.com/sandlerleon/subsurface-risk-calibrated-mapping (archived at https://doi.org/10.5281/zenodo.23330176). Preprint: https://doi.org/10.5281/zenodo.23330177.</w:t>
       </w:r>
     </w:p>
     <w:p>
@@ -98,7 +85,7 @@
         <w:jc w:val="both"/>
       </w:pPr>
       <w:r>
-        <w:t>Safety-critical decisions often rest on incomplete, heterogeneous and possibly faulty sensor evidence, so a decision-support system must itself be assessed as a system that can fail. Underground utility mapping is a representative case: releasing a segment for mechanical excavation while a utility lies within its envelope is a well-defined safety failure. This simulation study, which uses no field data, defines the unsafe-release probability, the conditional false-clearance risk and the release coverage, and compares fixed, sensor-quality-adjusted, expected-loss and robust release policies for ground-penetrating radar and electromagnetic evidence with calibrated-abstention, health-aware and oracle baselines. It separates aleatory variability from epistemic uncertainty over a parameter envelope and five structural models, simulates sensor-fault and common-cause combinations, and ranks failure drivers by global sensitivity analysis. In the matched model the sensor-quality-adjusted policy releases 28% of the corridor at 1.3% conditional risk. With a parallel utility and a branch the same policy reaches 18% risk at 65% coverage, while a robust policy that releases only if an upper bound over a stated uncertainty set is acceptable holds 0.3% at 36% coverage. An unflagged sensor failure defeats every policy (65%), epistemic parameter uncertainty accounts for 79 to 88% of the variance of the unsafe-release probability of the quality-adjusted policy, and at equal coverage no policy dominates. Added spatial-model complexity improves reliability in the matched model and reduces it under structural mismatch, which motivates conservative abstention and independent verification. The results are conditional on the simulated environment and have not been validated against field measurements.</w:t>
+        <w:t>Safety-critical decisions often rest on incomplete, heterogeneous and possibly faulty sensor evidence, so decision support must itself be assessed as a system that can fail. In underground utility mapping, releasing a segment for excavation while a utility lies within its envelope is a well-defined safety failure. This simulation study (no field data) defines the unsafe-release probability, the conditional false-clearance risk and the release coverage, and compares fixed, sensor-quality-adjusted, expected-loss and robust release policies for ground-penetrating radar and electromagnetic evidence with calibrated-abstention, health-aware and oracle baselines. It separates aleatory variability from epistemic uncertainty over a parameter envelope and five structural models, simulates sensor-fault and common-cause combinations, and ranks failure drivers by global sensitivity analysis. In the matched model the sensor-quality-adjusted policy releases 28% of the corridor at 1.3% conditional risk. With a parallel utility and a branch it reaches 18% risk at 65% coverage, whereas a robust policy that releases only if an upper bound over a stated uncertainty set is acceptable holds 0.3% at 36% coverage: a gain from more conservative release, not a better probability model. An unflagged sensor failure defeats every policy (65%), epistemic parameter uncertainty accounts for 79 to 88% of the variance of the unsafe-release probability of the quality-adjusted policy, and at equal coverage no policy dominates. Added spatial-model complexity improves reliability in the matched model but reduces it under structural mismatch, motivating conservative abstention and independent verification. The results are conditional on the simulated environment and have not been validated against field measurements.</w:t>
       </w:r>
     </w:p>
     <w:p>
@@ -243,7 +230,7 @@
         <w:jc w:val="both"/>
       </w:pPr>
       <w:r>
-        <w:t>Fault detection and diagnosis treats an instrument that has failed or degraded as a hypothesis to be tested against the evidence, with model-based, process-history and qualitative approaches (Isermann, 2005; Venkatasubramanian et al., 2003). Bayesian networks and fault trees are standard ways to connect component failures to system failure (Bobbio et al., 2001; Langseth and Portinale, 2007; Weber et al., 2012), and the fault tree itself has an extensive literature of modelling and analysis methods (Ruijters and Stoelinga, 2015). A recurrent difficulty is dependence: failures that share a cause, such as a soil that degrades two sensors at once, invalidate the multiplication of component probabilities (Mosleh, 1991). The study therefore evaluates failure combinations, including a common-cause case, by simulation instead of composing independent probabilities (Section 6.3).</w:t>
+        <w:t>Fault detection and diagnosis treats an instrument that has failed or degraded as a hypothesis to be tested against the evidence, with model-based, process-history and qualitative approaches (Isermann, 2005; Venkatasubramanian et al., 2003). Bayesian networks and fault trees are standard ways to connect component failures to system failure (Bobbio et al., 2001; Langseth and Portinale, 2007; Weber et al., 2012), and the fault tree itself has an extensive literature of modeling and analysis methods (Ruijters and Stoelinga, 2015). A recurrent difficulty is dependence: failures that share a cause, such as a soil that degrades two sensors at once, invalidate the multiplication of component probabilities (Mosleh, 1991). The study therefore evaluates failure combinations, including a common-cause case, by simulation instead of composing independent probabilities (Section 6.3).</w:t>
       </w:r>
     </w:p>
     <w:p>
@@ -263,7 +250,7 @@
         <w:jc w:val="both"/>
       </w:pPr>
       <w:r>
-        <w:t>A classifier with a reject option declines to decide when the evidence is weak, trading error against coverage (Chow, 1970; Hendrickx et al., 2024); the three-state output of the present layer (present, absent, unverified) is of this kind. The trade-off is characterised by a risk–coverage curve, and a threshold can be chosen on calibration data so that a risk target is met (Bates et al., 2021). Calibration methods map scores to probabilities (Zadrozny and Elkan, 2002; Niculescu-Mizil and Caruana, 2005; Naeini et al., 2015) and probabilistic forecasts are scored by proper scoring rules (Gneiting and Raftery, 2007; Gneiting et al., 2007; Brier, 1950). Because a monotone calibration does not change a ranking, an abstention rule can look better than a competitor merely because it abstains more; the study therefore compares policies at equal released coverage on reliability–coverage curves and, separately, at a calibrated risk target. Distinguishing aleatoric from epistemic uncertainty is also central to modern machine learning (Hüllermeier and Waegeman, 2021), which is the same distinction in another vocabulary.</w:t>
+        <w:t>A classifier with a reject option declines to decide when the evidence is weak, trading error against coverage (Chow, 1970; Hendrickx et al., 2024); the three-state output of the present layer (present, absent, unverified) is of this kind. The trade-off is characterized by a risk–coverage curve, and a threshold can be chosen on calibration data so that a risk target is met (Bates et al., 2021). Calibration methods map scores to probabilities (Zadrozny and Elkan, 2002; Niculescu-Mizil and Caruana, 2005; Naeini et al., 2015) and probabilistic forecasts are scored by proper scoring rules (Gneiting and Raftery, 2007; Gneiting et al., 2007; Brier, 1950). Because a monotone calibration does not change a ranking, an abstention rule can look better than a competitor merely because it abstains more; the study therefore compares policies at equal released coverage on reliability–coverage curves and, separately, at a calibrated risk target. Distinguishing aleatoric from epistemic uncertainty is also central to modern machine learning (Hüllermeier and Waegeman, 2021), which is the same distinction in another vocabulary.</w:t>
       </w:r>
     </w:p>
     <w:p>
@@ -375,7 +362,7 @@
                 <w:b/>
                 <w:sz w:val="14"/>
               </w:rPr>
-              <w:t>Sensor-health modelling</w:t>
+              <w:t>Sensor-health modeling</w:t>
             </w:r>
           </w:p>
         </w:tc>
@@ -1245,7 +1232,7 @@
         <w:t>i</w:t>
       </w:r>
       <w:r>
-        <w:t xml:space="preserve"> = 1 if an actual utility intersects the modelled excavation envelope (a footprint of ±1 m around the reference alignment). The safety failure event is</w:t>
+        <w:t xml:space="preserve"> = 1 if an actual utility intersects the modeled excavation envelope (a footprint of ±1 m around the reference alignment). The safety failure event is</w:t>
       </w:r>
     </w:p>
     <w:p>
@@ -1765,7 +1752,7 @@
         <w:jc w:val="both"/>
       </w:pPr>
       <w:r>
-        <w:t>This is the share of released segments that are clear in the simulation. It is not the probability that an actual excavation will be accident-free, which depends on excavation practice, locating before digging and operator behaviour, none of which is modelled. Table 2 gives the three metrics, their denominators and their correspondence with the quantities reported in earlier versions of this work; the correspondence is exact because the denominators and event definitions match, and no other earlier quantity is relabelled.</w:t>
+        <w:t>This is the share of released segments that are clear in the simulation. It is not the probability that an actual excavation will be accident-free, which depends on excavation practice, locating before digging and operator behavior, none of which is modeled. Table 2 gives the three metrics, their denominators and their correspondence with the quantities reported in earlier versions of this work; the correspondence is exact because the denominators and event definitions match, and no other earlier quantity is relabeled.</w:t>
       </w:r>
     </w:p>
     <w:p>
@@ -1979,7 +1966,7 @@
               <w:rPr>
                 <w:sz w:val="16"/>
               </w:rPr>
-              <w:t>modelled intersections per km / 200</w:t>
+              <w:t>modeled intersections per km / 200</w:t>
             </w:r>
           </w:p>
         </w:tc>
@@ -2674,7 +2661,7 @@
         <w:t>i</w:t>
       </w:r>
       <w:r>
-        <w:t>. The cost values are scenario assumptions (a miss costs US$5,000 per consequence unit of the utility class, a hold US$1,000 per segment and a pit US$400 plus US$200 per metre of class mid-depth), and the expected-loss policy picks the action of least expected loss. The costs set the break-even probabilities (for a power duct, release is preferred below 0.013), and every cost is an assumption; they are used only to define a decision-theoretic policy and to compare policies, not to claim a real cost.</w:t>
+        <w:t>. The cost values are scenario assumptions (a miss costs US$5,000 per consequence unit of the utility class, a hold US$1,000 per segment and a pit US$400 plus US$200 per meter of class mid-depth), and the expected-loss policy picks the action of least expected loss. The costs set the break-even probabilities (for a power duct, release is preferred below 0.013), and every cost is an assumption; they are used only to define a decision-theoretic policy and to compare policies, not to claim a real cost.</w:t>
       </w:r>
     </w:p>
     <w:p>
@@ -2683,7 +2670,7 @@
         <w:jc w:val="both"/>
       </w:pPr>
       <w:r>
-        <w:t>Seven release policies and four baselines are compared (Table 3). P1 releases when the posterior is at most 0.10. P2 adjusts the threshold to sensor quality: it requires 0.10 in zone A (fused detection capability at least 0.9), 0.02 in zone B (0.3 to 0.9) and never releases in zone C (below 0.3) or when an on-site reference check fails. P3 minimises expected loss. The robust policies release only if an upper bound over an uncertainty set is acceptable:</w:t>
+        <w:t>Seven release policies and four baselines are compared (Table 3). P1 releases when the posterior is at most 0.10. P2 adjusts the threshold to sensor quality: it requires 0.10 in zone A (fused detection capability at least 0.9), 0.02 in zone B (0.3 to 0.9) and never releases in zone C (below 0.3) or when an on-site reference check fails. P3 minimizes expected loss. The robust policies release only if an upper bound over an uncertainty set is acceptable:</w:t>
       </w:r>
     </w:p>
     <w:p>
@@ -3715,7 +3702,7 @@
         <w:jc w:val="both"/>
       </w:pPr>
       <w:r>
-        <w:t xml:space="preserve">Aleatory uncertainty is random variability within a specified model: measurement noise, depth variability, stochastic degradation and random alignment deviations. Epistemic uncertainty concerns the model itself: soil attenuation, the continuity assumption, unmodelled branching, the likelihoods of sensor health and the transfer of calibration to unfamiliar sites. Let θ denote uncertain parameters and </w:t>
+        <w:t xml:space="preserve">Aleatory uncertainty is random variability within a specified model: measurement noise, depth variability, stochastic degradation and random alignment deviations. Epistemic uncertainty concerns the model itself: soil attenuation, the continuity assumption, unmodeled branching, the likelihoods of sensor health and the transfer of calibration to unfamiliar sites. Let θ denote uncertain parameters and </w:t>
       </w:r>
       <w:r>
         <w:rPr>
@@ -4709,7 +4696,7 @@
         <w:t>Model failure</w:t>
       </w:r>
       <w:r>
-        <w:t xml:space="preserve">: an unmodelled branch or parallel utility, sensor parameters that differ from those assumed, or an unseen soil. </w:t>
+        <w:t xml:space="preserve">: an unmodeled branch or parallel utility, sensor parameters that differ from those assumed, or an unseen soil. </w:t>
       </w:r>
       <w:r>
         <w:rPr>
@@ -4745,7 +4732,7 @@
         <w:t>model failure</w:t>
       </w:r>
       <w:r>
-        <w:t xml:space="preserve"> if it is intersected by an unmodelled branch; otherwise to </w:t>
+        <w:t xml:space="preserve"> if it is intersected by an unmodeled branch; otherwise to </w:t>
       </w:r>
       <w:r>
         <w:rPr>
@@ -5607,7 +5594,7 @@
         <w:jc w:val="both"/>
       </w:pPr>
       <w:r>
-        <w:t xml:space="preserve">A corridor holds one utility of one type buried at one depth in one soil, tracked over 100 segments of 5 m. Five seen soils (dry sand, dry loam, moist loam, clay, rubble fill) and seven utility types (PE/PVC water, cast-iron water, plastic sewer, concrete sewer, power duct, telephone duct, dielectric fibre) define 35 cells, weighted by an assumed network share with the soils equally weighted; two unseen soils (wet clay and saline fill) are used only as test conditions. For band </w:t>
+        <w:t xml:space="preserve">A corridor holds one utility of one type buried at one depth in one soil, tracked over 100 segments of 5 m. Five seen soils (dry sand, dry loam, moist loam, clay, rubble fill) and seven utility types (PE/PVC water, cast-iron water, plastic sewer, concrete sewer, power duct, telephone duct, dielectric fiber) define 35 cells, weighted by an assumed network share with the soils equally weighted; two unseen soils (wet clay and saline fill) are used only as test conditions. For band </w:t>
       </w:r>
       <w:r>
         <w:rPr>
@@ -6201,7 +6188,7 @@
         <w:jc w:val="both"/>
       </w:pPr>
       <w:r>
-        <w:t>The truth process puts the utility on the alignment at the anchor and lets it leave, return, shift sideways or drift. Five structural models of the geometry are used as scenarios: L0, straight (the filter’s assumption); L1, curved with a lateral drift; L2, a piecewise-linear path with abrupt bends (legs of 8 to 25 segments, slopes up to 0.25 m per segment) that is not a Markov chain on the filter’s grid; L3, bends plus a second utility 2 to 5 m away that also returns signals; and L4, bends, a parallel utility and a branch that leaves at a random position and adds to the truth where it lies on the excavation footprint. The filter never knows which geometry a corridor has. The truth label is that a modelled utility lies within 1 m of the reference alignment.</w:t>
+        <w:t>The truth process puts the utility on the alignment at the anchor and lets it leave, return, shift sideways or drift. Five structural models of the geometry are used as scenarios: L0, straight (the filter’s assumption); L1, curved with a lateral drift; L2, a piecewise-linear path with abrupt bends (legs of 8 to 25 segments, slopes up to 0.25 m per segment) that is not a Markov chain on the filter’s grid; L3, bends plus a second utility 2 to 5 m away that also returns signals; and L4, bends, a parallel utility and a branch that leaves at a random position and adds to the truth where it lies on the excavation footprint. The filter never knows which geometry a corridor has. The truth label is that a modeled utility lies within 1 m of the reference alignment.</w:t>
       </w:r>
     </w:p>
     <w:p>
@@ -6221,7 +6208,7 @@
         <w:jc w:val="both"/>
       </w:pPr>
       <w:r>
-        <w:t>The belief that the utility is absent or at one of 21 lateral offsets (−5 m to +5 m in 0.5 m steps) is propagated along the corridor with small fixed rates for ending, return, shifting and drifting, and updated by each sensor and pass through likelihoods that depend on soil, utility class and offset; the probability that the utility lies on the excavation footprint is the sum of the belief within 1 m. Survey is one centre pass or three parallel passes (−3, 0, +3 m). The EM coupling is a persistent per-corridor state, so that repeated EM non-detections are not counted as independent evidence of absence. Each instrument is healthy, degraded (6 dB loss) or failed (clutter only); an imperfect diagnostic reports the state, and a sensor flagged as failed contributes no evidence, a sensor flagged as degraded uses the degraded likelihood and an unflagged failure is treated as healthy (the assumed diagnostic rates are given in the Supplementary Material). The capability of a segment is the closed-form probability that at least one available sensor produces a true signal detection at the estimated depth (10% velocity error), and defines zones A (at least 0.9), B (0.3 to 0.9) and C (below 0.3). An on-site reference check passes a reference target of the segment’s class 20 times and compares the detection rate with the rate the filter predicts, by an exact binomial test (α = 0.01); in this study it is evaluated against the true sensor parameters of the world, so that it can detect a mismatch of the parameters as well as an unseen soil.</w:t>
+        <w:t>The belief that the utility is absent or at one of 21 lateral offsets (−5 m to +5 m in 0.5 m steps) is propagated along the corridor with small fixed rates for ending, return, shifting and drifting, and updated by each sensor and pass through likelihoods that depend on soil, utility class and offset; the probability that the utility lies on the excavation footprint is the sum of the belief within 1 m. Survey is one center pass or three parallel passes (−3, 0, +3 m). The EM coupling is a persistent per-corridor state, so that repeated EM non-detections are not counted as independent evidence of absence. Each instrument is healthy, degraded (6 dB loss) or failed (clutter only); an imperfect diagnostic reports the state, and a sensor flagged as failed contributes no evidence, a sensor flagged as degraded uses the degraded likelihood and an unflagged failure is treated as healthy (the assumed diagnostic rates are given in the Supplementary Material). The capability of a segment is the closed-form probability that at least one available sensor produces a true signal detection at the estimated depth (10% velocity error), and defines zones A (at least 0.9), B (0.3 to 0.9) and C (below 0.3). An on-site reference check passes a reference target of the segment’s class 20 times and compares the detection rate with the rate the filter predicts, by an exact binomial test (α = 0.01); in this study it is evaluated against the true sensor parameters of the world, so that it can detect a mismatch of the parameters as well as an unseen soil.</w:t>
       </w:r>
     </w:p>
     <w:p>
@@ -6272,7 +6259,7 @@
         <w:jc w:val="both"/>
       </w:pPr>
       <w:r>
-        <w:t>Twelve scenarios combine sensor health, geometry and parameter mismatch (Table 4 and Table 5). Each is simulated as 10 independent networks (blocks) of 40 corridors per soil-by-utility cell (1,400 corridors, 140,000 segments, 700 km of corridor per network for the seen soils); the conditional risks and coverages are cell-weighted means over the networks, intervals are 95%% percentile intervals of 300 cluster-bootstrap resamples of whole corridors within each cell (Efron, 1979; Field and Welsh, 2007), and curves are averaged over networks with 95%% t-intervals over the 10 independent networks, never over adjacent segments. All policies see the same simulated detections in a scenario (paired comparison).</w:t>
+        <w:t>Twelve scenarios combine sensor health, geometry and parameter mismatch (Table 4 and Table 5). Each is simulated as 10 independent networks (blocks) of 40 corridors per soil-by-utility cell (1,400 corridors, 140,000 segments, 700 km of corridor per network for the seen soils); the conditional risks and coverages are cell-weighted means over the networks, intervals are 95% percentile intervals of 300 cluster-bootstrap resamples of whole corridors within each cell (Efron, 1979; Field and Welsh, 2007), and curves are averaged over networks with 95% t-intervals over the 10 independent networks, never over adjacent segments. All policies see the same simulated detections in a scenario (paired comparison).</w:t>
       </w:r>
     </w:p>
     <w:p>
@@ -6833,7 +6820,7 @@
         <w:rPr>
           <w:rFonts w:ascii="Times New Roman" w:hAnsi="Times New Roman"/>
         </w:rPr>
-        <w:t>5.4 Ablation and verification prioritisation</w:t>
+        <w:t>5.4 Ablation and verification prioritization</w:t>
       </w:r>
     </w:p>
     <w:p>
@@ -6842,7 +6829,7 @@
         <w:jc w:val="both"/>
       </w:pPr>
       <w:r>
-        <w:t>Components of the full policy P5 are removed one at a time and the conditional risk is compared at equal released coverage, both on a common grid (10%, 20%, 30%, 40%) and at the released coverage of P5 itself in each scenario: sensor-health information (health-unaware filters and zones), spatial continuity (a near-memoryless filter with a hazard of 0.5 per segment), structural uncertainty (parameter variants only), parameter uncertainty (structural alternatives only), capability thresholds (ranking by the bound without zone-specific scaling or guard) and robustness altogether (the ranking of P2). Verification prioritisation is evaluated separately: segments left unverified by P5 are verified with a budget of pits (2% to 40% of all segments) in random order, lowest probability first, or highest value of information, and the share of the corridor cleared by pits is compared.</w:t>
+        <w:t>Components of the full policy P5 are removed one at a time and the conditional risk is compared at equal released coverage, both on a common grid (10%, 20%, 30%, 40%) and at the released coverage of P5 itself in each scenario: sensor-health information (health-unaware filters and zones), spatial continuity (a near-memoryless filter with a hazard of 0.5 per segment), structural uncertainty (parameter variants only), parameter uncertainty (structural alternatives only), capability thresholds (ranking by the bound without zone-specific scaling or guard) and robustness altogether (the ranking of P2). Verification prioritization is evaluated separately: segments left unverified by P5 are verified with a budget of pits (2% to 40% of all segments) in random order, lowest probability first, or highest value of information, and the share of the corridor cleared by pits is compared.</w:t>
       </w:r>
     </w:p>
     <w:p>
@@ -6862,7 +6849,7 @@
         <w:jc w:val="both"/>
       </w:pPr>
       <w:r>
-        <w:t>Eight parameters are sampled with a Latin hypercube design (McKay et al., 1979; 320 points) over stated ranges: soil attenuation multiplier (log-uniform, 0.25 to 4), sensor sensitivity offset (±4 dB), probability that a failed sensor is flagged (0 to 1), sensor failure prevalence (0 to 0.30; 20% of sensors are degraded), lateral displacements (0 to 3 per 100 m), share of corridors with a parallel utility and branch (0 to 1), share of corridors in unseen soils (0 to 0.5) and the hazard that the utility leaves the alignment (0.05 to 1.0 per 100 m, log-uniform). Each design point is simulated as four sub-worlds (straight or parallel-and-branch, seen or unseen soils) of two independent networks each, mixed by the design weights. A gradient-boosting surrogate is fitted to the unsafe-release probability and the conditional risk of each policy; first-order and total-order Sobol indices are estimated on the surrogate (Saltelli et al., 2010; Jansen, 1999; Sobol, 2001) and their stability is checked by refitting on 60 bootstrap resamples of the design points. The indices are interpretable because the parameters are sampled independently by construction, which is an assumption: in reality soil conditions, sensor performance and model error may be correlated. The surrogate’s hold-out R² is reported, and indices are used only where the surrogate is adequate.</w:t>
+        <w:t>Eight parameters are sampled with a Latin hypercube design (McKay et al., 1979; 320 points) over stated ranges: soil attenuation multiplier (log-uniform, 0.25 to 4), sensor sensitivity offset (±4 dB), probability that a failed sensor is flagged (0 to 1), sensor failure prevalence (0 to 0.30; 20% of sensors are degraded), lateral displacements (0 to 3 per 100 m), share of corridors with a parallel utility and branch (0 to 1), share of corridors in unseen soils (0 to 0.5) and the hazard that the utility leaves the alignment (0.05 to 1.0 per 100 m, log-uniform). Each design point is simulated as four sub-worlds (straight or parallel-and-branch, seen or unseen soils) of two independent networks each, mixed by the design weights. A gradient-boosting surrogate (200 trees of depth 3, learning rate 0.07, subsample 0.8, fitted to the 320 design points; hold-out R² on a random 20% of the points) is fitted to the unsafe-release probability and the conditional risk of each policy. The Sobol indices are not computed from the Latin hypercube points themselves: they are estimated by Monte Carlo on the fitted surrogate, using an independent random design in the unit hypercube of the (transformed) parameters, with two independent matrices A and B of 4,096 samples each and, for each parameter, a matrix AB that takes that parameter from B and the others from A; the first-order index uses the estimator of Saltelli et al. (2010) and the total-order index that of Jansen (1999) (see also Sobol, 2001). Their stability is checked by refitting the surrogate on 60 bootstrap resamples of the design points and re-estimating the indices, which also gives the intervals and the share of refits in which each parameter is ranked first. The indices are interpretable because the parameters are sampled independently by construction, which is an assumption: in reality soil conditions, sensor performance and model error may be correlated. The surrogate’s hold-out R² is reported, and indices are used only where the surrogate is adequate.</w:t>
       </w:r>
     </w:p>
     <w:p>
@@ -6888,7 +6875,7 @@
         <w:t>No published measurement of GPR or EM detection probability against known utility depth and soil was reproduced in this study.</w:t>
       </w:r>
       <w:r>
-        <w:t xml:space="preserve"> The detection curves are therefore outputs of an assumed model, and the paper is a methodological demonstration of the reliability analysis of a decision policy, not a predictive utility-detection model. Two independent plausibility checks are reported, neither of which is a validation. First, the low-loss relation between conductivity and attenuation reproduces a worked example given by the US Environmental Protection Agency (US EPA, n.d.): for 100 mS/m and a relative permittivity of 20 it gives 36.6 dB/m against the 38 dB/m published. Second, the one-way attenuations implied by the assumed values at 250 MHz (0.75 dB/m for dry sand, 7.0 dB/m for clay, 15.0 dB/m for wet clay) lie within the tabulated range for clays but well above the tabulated value for dry sand; the table states no frequency and no primary source, and the assumed attenuation lumps absorption, scattering and clutter, so this is a check on orders of magnitude only. Because the true parameters may differ from the assumed ones, the parameter envelope and the global sensitivity analysis vary them over wide ranges, and the study asks which conclusions survive, not which numbers are right. The most important missing step is a comparison with a measured detection-versus-depth dataset (Section 7.4). Modelled utility intersections are not strikes: whether an intersection becomes a strike depends on hand-digging and vacuum-excavation procedures, locating before digging and operator behaviour, none of which is modelled.</w:t>
+        <w:t xml:space="preserve"> The detection curves are therefore outputs of an assumed model, and the paper is a methodological demonstration of the reliability analysis of a decision policy, not a predictive utility-detection model. Two independent plausibility checks are reported, neither of which is a validation. First, the low-loss relation between conductivity and attenuation reproduces a worked example given by the US Environmental Protection Agency (US EPA, n.d.): for 100 mS/m and a relative permittivity of 20 it gives 36.6 dB/m against the 38 dB/m published. Second, the one-way attenuations implied by the assumed values at 250 MHz (0.75 dB/m for dry sand, 7.0 dB/m for clay, 15.0 dB/m for wet clay) lie within the tabulated range for clays but well above the tabulated value for dry sand; the table states no frequency and no primary source, and the assumed attenuation lumps absorption, scattering and clutter, so this is a check on orders of magnitude only. Because the true parameters may differ from the assumed ones, the parameter envelope and the global sensitivity analysis vary them over wide ranges, and the study asks which conclusions survive, not which numbers are right. The most important missing step is a comparison with a measured detection-versus-depth dataset (Section 7.4). Modeled utility intersections are not strikes: whether an intersection becomes a strike depends on hand-digging and vacuum-excavation procedures, locating before digging and operator behavior, none of which is modeled.</w:t>
       </w:r>
     </w:p>
     <w:p>
@@ -9734,7 +9721,7 @@
         <w:t>Attribution to the failure tree.</w:t>
       </w:r>
       <w:r>
-        <w:t xml:space="preserve"> Figure 1b assigns the unsafe releases of P2 to mechanisms. In the baseline they are 68% marginal-capability segments (zone B) and 32% misses inside the capable zone, both detection failures. Under failure B all of them are missed diagnostics (verification failure). With unseen soils all are corridors that the reference check did not flag (verification failure; it flags 38% of the corridors). With a parallel utility and a branch, 79% are misses in the capable zone, 18% lie on the unmodelled branch and 2% in marginal capability. The misses in the capable zone are, in this geometry, the tracker’s mistaking of the parallel line for the target, a model failure that segment-level tags cannot isolate; its size is read from the comparison with matched geometry in Section 6.4. The decision-failure branch is measured by the calibration gap above. The attribution is a diagnostic of the simulation with a fixed priority order, not a probability decomposition.</w:t>
+        <w:t xml:space="preserve"> Figure 1b assigns the unsafe releases of P2 to mechanisms. In the baseline they are 68% marginal-capability segments (zone B) and 32% misses inside the capable zone, both detection failures. Under failure B all of them are missed diagnostics (verification failure). With unseen soils all are corridors that the reference check did not flag (verification failure; it flags 38% of the corridors). With a parallel utility and a branch, 79% are misses in the capable zone, 18% lie on the unmodeled branch and 2% in marginal capability. The misses in the capable zone are, in this geometry, the tracker’s mistaking of the parallel line for the target, a model failure that segment-level tags cannot isolate; its size is read from the comparison with matched geometry in Section 6.4. The decision-failure branch is measured by the calibration gap above. The attribution is a diagnostic of the simulation with a fixed priority order, not a probability decomposition.</w:t>
       </w:r>
     </w:p>
     <w:p>
@@ -10701,7 +10688,7 @@
         <w:rPr>
           <w:rFonts w:ascii="Times New Roman" w:hAnsi="Times New Roman"/>
         </w:rPr>
-        <w:t>6.6 Ablation and verification prioritisation</w:t>
+        <w:t>6.6 Ablation and verification prioritization</w:t>
       </w:r>
     </w:p>
     <w:p>
@@ -10782,10 +10769,10 @@
         <w:rPr>
           <w:b/>
         </w:rPr>
-        <w:t>Verification prioritisation.</w:t>
-      </w:r>
-      <w:r>
-        <w:t xml:space="preserve"> The segments that P5 leaves unverified (16% of the corridor in the baseline, 57% with unseen soils) are the candidates for trial pits. With a budget of pits equal to 5% of all segments, pits placed on the lowest-probability segments first clear 3.5% of the corridor in the baseline, pits ranked by value of information 3.2% and pits placed at random 2.1%; with unseen soils the figures are 4.9%, 3.0% and 1.8% (Supplementary Fig. S1). Verification does not change the risk of the segments already released; it converts unverified segments into released ones at no risk if the pit is reliable. Prioritising by probability clears as many or more segments per pit as ranking by the value of information in almost every case (the exception is the smallest budget in the baseline); the value-of-information ranking is designed to minimise expected cost, not to maximise coverage, and with the assumed costs the two are close. Both are clearly better than random placement.</w:t>
+        <w:t>Verification prioritization.</w:t>
+      </w:r>
+      <w:r>
+        <w:t xml:space="preserve"> The segments that P5 leaves unverified (16% of the corridor in the baseline, 57% with unseen soils) are the candidates for trial pits. With a budget of pits equal to 5% of all segments, pits placed on the lowest-probability segments first clear 3.5% of the corridor in the baseline, pits ranked by value of information 3.2% and pits placed at random 2.1%; with unseen soils the figures are 4.9%, 3.0% and 1.8% (Supplementary Fig. S1). Verification does not change the risk of the segments already released; it converts unverified segments into released ones at no risk if the pit is reliable. Prioritizing by probability clears as many or more segments per pit as ranking by the value of information in almost every case (the exception is the smallest budget in the baseline); the value-of-information ranking is designed to minimize expected cost, not to maximize coverage, and with the assumed costs the two are close. Both are clearly better than random placement.</w:t>
       </w:r>
     </w:p>
     <w:p>
@@ -11072,7 +11059,7 @@
         <w:t>What it does not establish.</w:t>
       </w:r>
       <w:r>
-        <w:t xml:space="preserve"> Whether the sensor model reproduces real GPR and EM behaviour in any soil; whether any measured detection-versus-depth dataset agrees with the assumed curves (none was reproduced); the real frequency of parallel utilities, branches and unflagged faults; the sensitivity and false-flag rate of real diagnostics; the real cost and consequences of strikes, holds and pits; whether crews would use a three-state output as intended; and any result in a specific country, soil or network. The numerical values of the risks are properties of the simulator. The qualitative findings, that the nominal model is overconfident under mismatch, that a bound costs coverage, that undetected faults dominate, and that no policy dominates at equal coverage, are what the simulation is designed to expose, and they would have to be tested with data.</w:t>
+        <w:t xml:space="preserve"> Whether the sensor model reproduces real GPR and EM behavior in any soil; whether any measured detection-versus-depth dataset agrees with the assumed curves (none was reproduced); the real frequency of parallel utilities, branches and unflagged faults; the sensitivity and false-flag rate of real diagnostics; the real cost and consequences of strikes, holds and pits; whether crews would use a three-state output as intended; and any result in a specific country, soil or network. The numerical values of the risks are properties of the simulator. The qualitative findings, that the nominal model is overconfident under mismatch, that a bound costs coverage, that undetected faults dominate, and that no policy dominates at equal coverage, are what the simulation is designed to expose, and they would have to be tested with data.</w:t>
       </w:r>
     </w:p>
     <w:p>
@@ -11153,7 +11140,7 @@
         <w:t>The uncertainty set is the designer’s.</w:t>
       </w:r>
       <w:r>
-        <w:t xml:space="preserve"> The robust policies are robust to what Ω contains. The test envelope overlaps it and goes beyond it in places, and the policy is not robust to an unflagged failure. A different set gives a different cost in coverage; the sets were not optimised.</w:t>
+        <w:t xml:space="preserve"> The robust policies are robust to what Ω contains. The test envelope overlaps it and goes beyond it in places, and the policy is not robust to an unflagged failure. A different set gives a different cost in coverage; the sets were not optimized.</w:t>
       </w:r>
     </w:p>
     <w:p>
@@ -11228,7 +11215,7 @@
         <w:t>Reliability is conditional.</w:t>
       </w:r>
       <w:r>
-        <w:t xml:space="preserve"> All reliability figures are conditional decision reliability in the simulated environment (Section 3.1). They do not include excavation practice, locating before digging or operator behaviour, and modelled intersections are not strikes.</w:t>
+        <w:t xml:space="preserve"> All reliability figures are conditional decision reliability in the simulated environment (Section 3.1). They do not include excavation practice, locating before digging or operator behavior, and modeled intersections are not strikes.</w:t>
       </w:r>
     </w:p>
     <w:p>
@@ -11237,7 +11224,7 @@
         <w:jc w:val="both"/>
       </w:pPr>
       <w:r>
-        <w:t>The minimum field test is a controlled corridor with known pipe positions, depths and materials in at least two soils, surveyed with a centre pass and parallel passes; GPR and EM data recorded with surveyed positions; a deliberate sensor fault and a reference-target check; the software run offline; and the conditional risk, coverage, calibration and unverified share reported with the definitions of Section 3.1. A false clearance of at most 1% shown with a 95% upper bound needs about 368 released segments with no failure, or about 555 with one failure (exact binomial intervals; (Clopper and Pearson, 1934; Brown et al., 2001)). A parallel utility, a branch and a deliberately unflagged fault should be included, because these are where the simulation says the risk is.</w:t>
+        <w:t>The minimum field test is a controlled corridor with known pipe positions, depths and materials in at least two soils, surveyed with a center pass and parallel passes; GPR and EM data recorded with surveyed positions; a deliberate sensor fault and a reference-target check; the software run offline; and the conditional risk, coverage, calibration and unverified share reported with the definitions of Section 3.1. A false clearance of at most 1% shown with a 95% upper bound needs about 368 released segments with no failure, or about 555 with one failure (exact binomial intervals; (Clopper and Pearson, 1934; Brown et al., 2001)). A parallel utility, a branch and a deliberately unflagged fault should be included, because these are where the simulation says the risk is.</w:t>
       </w:r>
     </w:p>
     <w:p>
@@ -11257,7 +11244,7 @@
         <w:jc w:val="both"/>
       </w:pPr>
       <w:r>
-        <w:t>The reliability of a probabilistic decision layer for excavation clearance was analysed in simulation. The conclusions apply to the model and not to the field.</w:t>
+        <w:t>The reliability of a probabilistic decision layer for excavation clearance was analyzed in simulation. The conclusions apply to the model and not to the field.</w:t>
       </w:r>
     </w:p>
     <w:p>
@@ -11406,7 +11393,7 @@
         <w:t>Version history of the preprint.</w:t>
       </w:r>
       <w:r>
-        <w:t xml:space="preserve"> Version 1 (https://doi.org/10.5281/zenodo.23306883) compared a binary map and a three-state rule at different released coverages and reported about four times fewer strikes for the three-state rule; that comparison is withdrawn. Version 2 (https://doi.org/10.5281/zenodo.23307526) compared policies at equal coverage and added lateral tracking, sensor-health awareness, capability zones, unseen soils and a value-of-information analysis. Version 3 (https://doi.org/10.5281/zenodo.23308159) added a structural-mismatch experiment and a parameter envelope. Version 4 (this version) reframes the study as a reliability analysis: it defines the safety failure event and the reliability metrics, adds the aleatory–epistemic decomposition, the fault and common-cause scenarios, the release policies and calibrated-abstention baselines, the reliability–coverage curves, the ablation and the global sensitivity analysis. Numbers of earlier versions that are quoted here are unchanged.</w:t>
+        <w:t xml:space="preserve"> Version 1 (https://doi.org/10.5281/zenodo.23306883) compared a binary map and a three-state rule at different released coverages and reported about four times fewer strikes for the three-state rule; that comparison is withdrawn. Version 2 (https://doi.org/10.5281/zenodo.23307526) compared policies at equal coverage and added lateral tracking, sensor-health awareness, capability zones, unseen soils and a value-of-information analysis. Version 3 (https://doi.org/10.5281/zenodo.23308159) added a structural-mismatch experiment and a parameter envelope. Version 4 (https://doi.org/10.5281/zenodo.23328501) reframes the study as a reliability analysis: it defines the safety failure event and the reliability metrics, adds the aleatory–epistemic decomposition, the fault and common-cause scenarios, the release policies and calibrated-abstention baselines, the reliability–coverage curves, the ablation and the global sensitivity analysis. Version 5 (this version) revises the wording after a copy-editing review, states the released coverage at which policies are compared in the abstract and highlights, and documents how the sensitivity indices were estimated; no result has changed. Numbers of earlier versions that are quoted here are unchanged.</w:t>
       </w:r>
     </w:p>
     <w:p>
@@ -11421,7 +11408,7 @@
         <w:t>Data and code availability.</w:t>
       </w:r>
       <w:r>
-        <w:t xml:space="preserve"> All code, configurations, results (results.json, results_v4.json, results_v5.json), figure scripts, tests and manuscript builders are available at https://github.com/sandlerleon/subsurface-risk-calibrated-mapping (release v1.3.0) and archived on Zenodo (software: https://doi.org/10.5281/zenodo.23328500, all versions https://doi.org/10.5281/zenodo.23306880; manuscript preprint: https://doi.org/10.5281/zenodo.23328501, all versions https://doi.org/10.5281/zenodo.23306882). Every table and figure is regenerated by the commands in Appendix A. No field data were used.</w:t>
+        <w:t xml:space="preserve"> All code, configurations, results (results.json, results_v4.json, results_v5.json), figure scripts, tests and manuscript builders are available at https://github.com/sandlerleon/subsurface-risk-calibrated-mapping (release v1.3.1) and archived on Zenodo (software: https://doi.org/10.5281/zenodo.23330176, all versions https://doi.org/10.5281/zenodo.23306880; manuscript preprint: https://doi.org/10.5281/zenodo.23330177, all versions https://doi.org/10.5281/zenodo.23306882). Every table and figure is regenerated by the commands in Appendix A. No field data were used.</w:t>
       </w:r>
     </w:p>
     <w:p>
@@ -11448,7 +11435,7 @@
         <w:rPr>
           <w:b/>
         </w:rPr>
-        <w:t>Acknowledgements.</w:t>
+        <w:t>Acknowledgments.</w:t>
       </w:r>
       <w:r>
         <w:t xml:space="preserve"> None.</w:t>
@@ -11608,7 +11595,7 @@
         <w:jc w:val="both"/>
       </w:pPr>
       <w:r>
-        <w:t>The version 1.0 and 1.1 commands take a few minutes and about twelve minutes; SubSurface_v5.py took 40 minutes with eight worker processes (Python 3.11.9, NumPy 2.4.6). Every random stream is derived from the seed, a scenario tag and a block index, so that the results do not depend on the number of processes. A fresh clone of the release was run and its results files compared with the archived ones (see the repository README). results_v5.json records the command, the seed, the library versions, the definitions, the uncertainty sets and every table quoted in this paper.</w:t>
+        <w:t>The version 1.0 and 1.1 commands take a few minutes and about twelve minutes; SubSurface_v5.py took 40 minutes with eight worker processes (Python 3.11.9, NumPy 2.4.6). Every random stream is derived from the seed, a scenario tag and a block index, so that the results do not depend on the number of processes. A fresh clone of the archived code (release v1.3.0, whose code is unchanged in v1.3.1) was run, reproducing results_v5.json exactly with six worker processes against the eight used for the archived results, and its self-tests and tests passed. results_v5.json records the command, the seed, the library versions, the definitions, the uncertainty sets and every table quoted in this paper.</w:t>
       </w:r>
     </w:p>
     <w:p>
@@ -11628,7 +11615,7 @@
         <w:jc w:val="both"/>
       </w:pPr>
       <w:r>
-        <w:t>Costs (scenario assumptions): miss US$5,000 per consequence unit of the utility class (PE/PVC water 4, cast-iron water 6, plastic and concrete sewer 3, power 10, telephone and fibre 2), hold US$1,000 per segment, pit US$400 plus US$200 per metre of class mid-depth. Decision thresholds: present at 0.5; absent at 0.10 in zone A and 0.02 in zone B; calibrated-abstention target 2%. Uncertainty set of the robust policies: attenuation doubled; sensors 3 dB weaker; EM coupling halved; both of the first two; a filter with loss 0.05, shift 0.03 and drift 0.10 per segment; no anchor; the one-dimensional on-alignment model; and, for P7, the probability that a utility lies anywhere in the ±5 m swath. All other assumptions are in the assumptions registers of the repository (Supplementary Material).</w:t>
+        <w:t>Costs (scenario assumptions): miss US$5,000 per consequence unit of the utility class (PE/PVC water 4, cast-iron water 6, plastic and concrete sewer 3, power 10, telephone and fiber 2), hold US$1,000 per segment, pit US$400 plus US$200 per meter of class mid-depth. Decision thresholds: present at 0.5; absent at 0.10 in zone A and 0.02 in zone B; calibrated-abstention target 2%. Uncertainty set of the robust policies: attenuation doubled; sensors 3 dB weaker; EM coupling halved; both of the first two; a filter with loss 0.05, shift 0.03 and drift 0.10 per segment; no anchor; the one-dimensional on-alignment model; and, for P7, the probability that a utility lies anywhere in the ±5 m swath. All other assumptions are in the assumptions registers of the repository (Supplementary Material).</w:t>
       </w:r>
     </w:p>
     <w:p>
